--- a/content/topic-04-daily-ritual/kepu-4.5-body-connection/copy.docx
+++ b/content/topic-04-daily-ritual/kepu-4.5-body-connection/copy.docx
@@ -16,7 +16,7 @@
         <w:pStyle w:val="MdParagraph"/>
       </w:pPr>
       <w:r>
-        <w:t xml:space="preserve">在快節奏的現代生活中，我們常常忽略了與身體的連結。保養，不應僅是例行公事，更是一場與身體深度對話的機會。特別是對於內在肌膚的呵護，當我們學會傾聽身體的聲音，感受每一個細胞的細微變化，保養將從外在的行為，昇華為內在的滋養與連結。</w:t>
+        <w:t>上次認真感受自己的身體，是什麼時候？多數人的保養，是邊滑手機邊隨手抹完的例行公事。但保養其實可以是一場與身體深度對話的機會——特別是對內在肌膚的呵護。當妳學會傾聽身體的聲音，感受每一個細胞的細微變化，保養就會從外在的行為，昇華為內在的滋養與連結。</w:t>
       </w:r>
     </w:p>
     <w:p>
